--- a/docs/Method_Spec_Kinh_Te_Luong_De_An_02.docx
+++ b/docs/Method_Spec_Kinh_Te_Luong_De_An_02.docx
@@ -1566,7 +1566,7 @@
                 <w:sz w:val="19"/>
                 <w:szCs w:val="19"/>
               </w:rPr>
-              <w:t>Phần lợi suất mô hình không giải thích được. Nếu mô hình đầy đủ thì bằng 0</w:t>
+              <w:t>Hệ số chặn của hồi quy; H0: αᵢ = 0 là giả thuyết cần kiểm định.</w:t>
             </w:r>
           </w:p>
         </w:tc>
